--- a/reports/project_report_3_sections.docx
+++ b/reports/project_report_3_sections.docx
@@ -7,7 +7,7 @@
         <w:pStyle w:val="Heading1"/>
       </w:pPr>
       <w:r>
-        <w:t>Báo cáo 3 mục cho repo nhận diện chữ số viết tay</w:t>
+        <w:t>Bao cao 3 muc cho repo nhan dien chu so viet tay</w:t>
       </w:r>
       <w:r/>
     </w:p>
@@ -16,7 +16,7 @@
         <w:pStyle w:val="Heading2"/>
       </w:pPr>
       <w:r>
-        <w:t>1. Mô hình đề xuất</w:t>
+        <w:t>1. Mo hinh đe xuat</w:t>
       </w:r>
       <w:r/>
     </w:p>
@@ -25,7 +25,7 @@
         <w:pStyle w:val="Heading3"/>
       </w:pPr>
       <w:r>
-        <w:t>1.1. Kiến trúc được dùng ở model cuối</w:t>
+        <w:t>1.1. Kien truc đuoc dung o model cuoi</w:t>
       </w:r>
       <w:r/>
     </w:p>
@@ -41,7 +41,7 @@
         <w:t>models/stage_03_final.keras</w:t>
       </w:r>
       <w:r>
-        <w:t xml:space="preserve"> hiện đang lưu một CNN nhỏ gọn cho bài toán phân lớp 10 chữ số. Nếu đếm theo chuỗi layer xử lý chính trong artifact, model cuối gồm 8 layer:</w:t>
+        <w:t xml:space="preserve"> hien đang luu mot CNN nho gon cho bai toan phan lop 10 chu so. Neu đem theo chuoi layer xu ly chinh trong artifact, model cuoi gom 8 layer:</w:t>
       </w:r>
       <w:r/>
     </w:p>
@@ -121,7 +121,7 @@
     <w:p>
       <w:r/>
       <w:r>
-        <w:t>Bảng tóm tắt:</w:t>
+        <w:t>Bang tom tat:</w:t>
       </w:r>
       <w:r/>
     </w:p>
@@ -160,7 +160,7 @@
               <w:rPr>
                 <w:b/>
               </w:rPr>
-              <w:t>Kiến trúc</w:t>
+              <w:t>Kien truc</w:t>
             </w:r>
           </w:p>
         </w:tc>
@@ -186,7 +186,7 @@
               <w:rPr>
                 <w:b/>
               </w:rPr>
-              <w:t>Tổng tham số*</w:t>
+              <w:t>Tong tham so*</w:t>
             </w:r>
           </w:p>
         </w:tc>
@@ -254,7 +254,7 @@
           </w:tcPr>
           <w:p>
             <w:r>
-              <w:t xml:space="preserve">Không có </w:t>
+              <w:t xml:space="preserve">Khong co </w:t>
             </w:r>
             <w:r>
               <w:rPr>
@@ -263,7 +263,7 @@
               <w:t>BatchNormalization</w:t>
             </w:r>
             <w:r>
-              <w:t xml:space="preserve"> , không có </w:t>
+              <w:t xml:space="preserve"> , khong co </w:t>
             </w:r>
             <w:r>
               <w:rPr>
@@ -304,7 +304,7 @@
           </w:tcPr>
           <w:p>
             <w:r>
-              <w:t xml:space="preserve">Giống </w:t>
+              <w:t xml:space="preserve">Giong </w:t>
             </w:r>
             <w:r>
               <w:rPr>
@@ -320,7 +320,7 @@
           </w:tcPr>
           <w:p>
             <w:r>
-              <w:t xml:space="preserve">Không có </w:t>
+              <w:t xml:space="preserve">Khong co </w:t>
             </w:r>
             <w:r>
               <w:rPr>
@@ -329,7 +329,7 @@
               <w:t>BatchNormalization</w:t>
             </w:r>
             <w:r>
-              <w:t xml:space="preserve"> , không có </w:t>
+              <w:t xml:space="preserve"> , khong co </w:t>
             </w:r>
             <w:r>
               <w:rPr>
@@ -452,7 +452,7 @@
               <w:t>Dropout(0.25, 0.30, 0.35)</w:t>
             </w:r>
             <w:r>
-              <w:t xml:space="preserve"> và </w:t>
+              <w:t xml:space="preserve"> va </w:t>
             </w:r>
             <w:r>
               <w:rPr>
@@ -480,7 +480,7 @@
     <w:p>
       <w:r/>
       <w:r>
-        <w:t xml:space="preserve">* Báo cáo này dùng </w:t>
+        <w:t xml:space="preserve">* Bao cao nay dung </w:t>
       </w:r>
       <w:r>
         <w:rPr>
@@ -489,7 +489,7 @@
         <w:t>model.count_params()</w:t>
       </w:r>
       <w:r>
-        <w:t xml:space="preserve"> để thống nhất cách đếm. </w:t>
+        <w:t xml:space="preserve"> đe thong nhat cach đem. </w:t>
       </w:r>
       <w:r>
         <w:rPr>
@@ -498,7 +498,7 @@
         <w:t>model.summary()</w:t>
       </w:r>
       <w:r>
-        <w:t xml:space="preserve"> của file </w:t>
+        <w:t xml:space="preserve"> cua file </w:t>
       </w:r>
       <w:r>
         <w:rPr>
@@ -507,7 +507,7 @@
         <w:t>.keras</w:t>
       </w:r>
       <w:r>
-        <w:t xml:space="preserve"> còn hiển thị thêm optimizer state, nên tổng hiện thị trong summary lớn hơn con số bảng này.</w:t>
+        <w:t xml:space="preserve"> con hien thi them optimizer state, nen tong hien thi trong summary lon hon con so bang nay.</w:t>
       </w:r>
       <w:r/>
     </w:p>
@@ -516,7 +516,7 @@
         <w:pStyle w:val="Heading3"/>
       </w:pPr>
       <w:r>
-        <w:t>1.2. Biến thể qua 3 stage</w:t>
+        <w:t>1.2. Bien the qua 3 stage</w:t>
       </w:r>
       <w:r/>
     </w:p>
@@ -821,7 +821,7 @@
         <w:rPr>
           <w:b/>
         </w:rPr>
-        <w:t>Stage 2 - fine-tune trên EMNIST (</w:t>
+        <w:t>Stage 2 - fine-tune tren EMNIST (</w:t>
       </w:r>
       <w:r>
         <w:rPr>
@@ -847,7 +847,7 @@
       </w:pPr>
       <w:r/>
       <w:r>
-        <w:t>Kiến trúc artifact hiện có giống model cuối:</w:t>
+        <w:t>Kien truc artifact hien co giong model cuoi:</w:t>
       </w:r>
       <w:r>
         <w:rPr>
@@ -927,7 +927,7 @@
         <w:rPr>
           <w:b/>
         </w:rPr>
-        <w:t>Stage 3 - model cuối (</w:t>
+        <w:t>Stage 3 - model cuoi (</w:t>
       </w:r>
       <w:r>
         <w:rPr>
@@ -953,7 +953,7 @@
       </w:pPr>
       <w:r/>
       <w:r>
-        <w:t>Kiến trúc artifact giống stage 2, thông số 93,322.</w:t>
+        <w:t>Kien truc artifact giong stage 2, thong so 93,322.</w:t>
       </w:r>
       <w:r/>
     </w:p>
@@ -965,7 +965,7 @@
       </w:pPr>
       <w:r/>
       <w:r>
-        <w:t xml:space="preserve">Đầu vào ảnh xám </w:t>
+        <w:t xml:space="preserve">Đau vao anh xam </w:t>
       </w:r>
       <w:r>
         <w:rPr>
@@ -974,7 +974,7 @@
         <w:t>28x28x1</w:t>
       </w:r>
       <w:r>
-        <w:t xml:space="preserve">, đầu ra </w:t>
+        <w:t xml:space="preserve">, đau ra </w:t>
       </w:r>
       <w:r>
         <w:rPr>
@@ -983,7 +983,7 @@
         <w:t>Dense(10, softmax)</w:t>
       </w:r>
       <w:r>
-        <w:t xml:space="preserve"> cho 10 lớp </w:t>
+        <w:t xml:space="preserve"> cho 10 lop </w:t>
       </w:r>
       <w:r>
         <w:rPr>
@@ -1002,7 +1002,7 @@
         <w:pStyle w:val="Heading3"/>
       </w:pPr>
       <w:r>
-        <w:t>1.3. Lý do chọn kiến trúc và điểm cải tiến</w:t>
+        <w:t>1.3. Ly do chon kien truc va điem cai tien</w:t>
       </w:r>
       <w:r/>
       <w:r/>
@@ -1015,7 +1015,7 @@
       </w:pPr>
       <w:r/>
       <w:r>
-        <w:t xml:space="preserve">Baseline stage 1 được xây dựng theo hướng CNN có </w:t>
+        <w:t xml:space="preserve">Baseline stage 1 đuoc xay dung theo huong CNN co </w:t>
       </w:r>
       <w:r>
         <w:rPr>
@@ -1024,7 +1024,7 @@
         <w:t>BatchNormalization</w:t>
       </w:r>
       <w:r>
-        <w:t xml:space="preserve"> và </w:t>
+        <w:t xml:space="preserve"> va </w:t>
       </w:r>
       <w:r>
         <w:rPr>
@@ -1033,7 +1033,7 @@
         <w:t>Dropout</w:t>
       </w:r>
       <w:r>
-        <w:t xml:space="preserve"> để học đặc trưng trên MNIST, giúp mô hình ổn định hơn và giảm overfitting trên bộ dữ liệu chuẩn.</w:t>
+        <w:t xml:space="preserve"> đe hoc đac trung tren MNIST, giup mo hinh on đinh hon va giam overfitting tren bo du lieu chuan.</w:t>
       </w:r>
       <w:r/>
     </w:p>
@@ -1045,7 +1045,7 @@
       </w:pPr>
       <w:r/>
       <w:r>
-        <w:t xml:space="preserve">Stage 2 và stage 3 không cho thấy thay đổi kiến trúc trong artifact hiện lưu; cải tiến chính đến từ fine-tune theo miền dữ liệu, lần lượt trên </w:t>
+        <w:t xml:space="preserve">Stage 2 va stage 3 khong cho thay thay đoi kien truc trong artifact hien luu; cai tien chinh đen tu fine-tune theo mien du lieu, lan luot tren </w:t>
       </w:r>
       <w:r>
         <w:rPr>
@@ -1054,7 +1054,7 @@
         <w:t>EMNIST digits</w:t>
       </w:r>
       <w:r>
-        <w:t xml:space="preserve"> và bộ dữ liệu cá nhân </w:t>
+        <w:t xml:space="preserve"> va bo du lieu ca nhan </w:t>
       </w:r>
       <w:r>
         <w:rPr>
@@ -1075,7 +1075,7 @@
       </w:pPr>
       <w:r/>
       <w:r>
-        <w:t>Nghĩa là, theo artifact thực tế trong repo, sự cải thiện ở model cuối không được chứng minh là do tăng độ phức tạp kiến trúc, mà chủ yếu do thích nghi trọng số với dữ liệu gần bài toán mục tiêu hơn.</w:t>
+        <w:t>Nghia la, theo artifact thuc te trong repo, su cai thien o model cuoi khong đuoc chung minh la do tang đo phuc tap kien truc, ma chu yeu do thich nghi trong so voi du lieu gan bai toan muc tieu hon.</w:t>
       </w:r>
       <w:r/>
     </w:p>
@@ -1087,7 +1087,7 @@
       </w:pPr>
       <w:r/>
       <w:r>
-        <w:t xml:space="preserve">Cần lưu ý có độ lệch giữa artifact stage 2/3 và builder đang định nghĩa trong </w:t>
+        <w:t xml:space="preserve">Can luu y co đo lech giua artifact stage 2/3 va builder đang đinh nghia trong </w:t>
       </w:r>
       <w:hyperlink r:id="rId9">
         <w:r>
@@ -1099,7 +1099,7 @@
         </w:r>
       </w:hyperlink>
       <w:r>
-        <w:t xml:space="preserve">: builder hiện tại mô tả mạng lớn hơn, gần với </w:t>
+        <w:t xml:space="preserve">: builder hien tai mo ta mang lon hon, gan voi </w:t>
       </w:r>
       <w:r>
         <w:rPr>
@@ -1108,7 +1108,7 @@
         <w:t>stage_01_mnist_base.keras</w:t>
       </w:r>
       <w:r>
-        <w:t xml:space="preserve">, nhưng </w:t>
+        <w:t xml:space="preserve">, nhung </w:t>
       </w:r>
       <w:r>
         <w:rPr>
@@ -1117,7 +1117,7 @@
         <w:t>stage_02_emnist_finetuned.keras</w:t>
       </w:r>
       <w:r>
-        <w:t xml:space="preserve"> và </w:t>
+        <w:t xml:space="preserve"> va </w:t>
       </w:r>
       <w:r>
         <w:rPr>
@@ -1126,7 +1126,7 @@
         <w:t>stage_03_final.keras</w:t>
       </w:r>
       <w:r>
-        <w:t xml:space="preserve"> hiện đang là CNN 8 layer nhỏ hơn. Báo cáo này ưu tiên artifact thực tế đã lưu trong </w:t>
+        <w:t xml:space="preserve"> hien đang la CNN 8 layer nho hon. Bao cao nay uu tien artifact thuc te đa luu trong </w:t>
       </w:r>
       <w:r>
         <w:rPr>
@@ -1145,7 +1145,7 @@
         <w:pStyle w:val="Heading2"/>
       </w:pPr>
       <w:r>
-        <w:t>2. Cấu hình huấn luyện</w:t>
+        <w:t>2. Cau hinh huan luyen</w:t>
       </w:r>
       <w:r/>
     </w:p>
@@ -1154,7 +1154,7 @@
         <w:pStyle w:val="Heading3"/>
       </w:pPr>
       <w:r>
-        <w:t>2.1. Dataset và tiền xử lý</w:t>
+        <w:t>2.1. Dataset va tien xu ly</w:t>
       </w:r>
       <w:r/>
     </w:p>
@@ -1179,7 +1179,7 @@
               <w:rPr>
                 <w:b/>
               </w:rPr>
-              <w:t>Nguồn dữ liệu</w:t>
+              <w:t>Nguon du lieu</w:t>
             </w:r>
           </w:p>
         </w:tc>
@@ -1192,7 +1192,7 @@
               <w:rPr>
                 <w:b/>
               </w:rPr>
-              <w:t>Cách nạp</w:t>
+              <w:t>Cach nap</w:t>
             </w:r>
           </w:p>
         </w:tc>
@@ -1205,7 +1205,7 @@
               <w:rPr>
                 <w:b/>
               </w:rPr>
-              <w:t>Tiền xử lý có trong repo</w:t>
+              <w:t>Tien xu ly co trong repo</w:t>
             </w:r>
           </w:p>
         </w:tc>
@@ -1240,7 +1240,7 @@
           </w:tcPr>
           <w:p>
             <w:r>
-              <w:t xml:space="preserve">Chuyển sang </w:t>
+              <w:t xml:space="preserve">Chuyen sang </w:t>
             </w:r>
             <w:r>
               <w:rPr>
@@ -1249,7 +1249,7 @@
               <w:t>float32</w:t>
             </w:r>
             <w:r>
-              <w:t xml:space="preserve"> , chuẩn hóa về </w:t>
+              <w:t xml:space="preserve"> , chuan hoa ve </w:t>
             </w:r>
             <w:r>
               <w:rPr>
@@ -1258,7 +1258,7 @@
               <w:t>[0, 1]</w:t>
             </w:r>
             <w:r>
-              <w:t xml:space="preserve"> , nếu ảnh có rank 2 thì bổ sung channel để thành </w:t>
+              <w:t xml:space="preserve"> , neu anh co rank 2 thi bo sung channel đe thanh </w:t>
             </w:r>
             <w:r>
               <w:rPr>
@@ -1299,7 +1299,7 @@
           </w:tcPr>
           <w:p>
             <w:r>
-              <w:t xml:space="preserve">Chuẩn hóa về </w:t>
+              <w:t xml:space="preserve">Chuan hoa ve </w:t>
             </w:r>
             <w:r>
               <w:rPr>
@@ -1308,7 +1308,7 @@
               <w:t>[0, 1]</w:t>
             </w:r>
             <w:r>
-              <w:t xml:space="preserve"> , bổ sung channel nếu cần, augmentation mạnh hơn ở stage 2</w:t>
+              <w:t xml:space="preserve"> , bo sung channel neu can, augmentation manh hon o stage 2</w:t>
             </w:r>
           </w:p>
         </w:tc>
@@ -1355,7 +1355,7 @@
           </w:tcPr>
           <w:p>
             <w:r>
-              <w:t xml:space="preserve">Ảnh xám </w:t>
+              <w:t xml:space="preserve">Anh xam </w:t>
             </w:r>
             <w:r>
               <w:rPr>
@@ -1364,7 +1364,7 @@
               <w:t>28x28</w:t>
             </w:r>
             <w:r>
-              <w:t xml:space="preserve"> , chuẩn hóa về </w:t>
+              <w:t xml:space="preserve"> , chuan hoa ve </w:t>
             </w:r>
             <w:r>
               <w:rPr>
@@ -1373,7 +1373,7 @@
               <w:t>[0, 1]</w:t>
             </w:r>
             <w:r>
-              <w:t xml:space="preserve"> , giữ nhãn dạng số nguyên ( </w:t>
+              <w:t xml:space="preserve"> , giu nhan dang so nguyen ( </w:t>
             </w:r>
             <w:r>
               <w:rPr>
@@ -1394,7 +1394,7 @@
     <w:p>
       <w:r/>
       <w:r>
-        <w:t>Ghi chú về nhãn:</w:t>
+        <w:t>Ghi chu ve nhan:</w:t>
       </w:r>
       <w:r/>
       <w:r/>
@@ -1407,16 +1407,16 @@
       </w:pPr>
       <w:r/>
       <w:r>
-        <w:t xml:space="preserve">Repo hiện tại </w:t>
+        <w:t xml:space="preserve">Repo hien tai </w:t>
       </w:r>
       <w:r>
         <w:rPr>
           <w:b/>
         </w:rPr>
-        <w:t>không one-hot hóa nhãn</w:t>
+        <w:t>khong one-hot hoa nhan</w:t>
       </w:r>
       <w:r>
-        <w:t xml:space="preserve"> trong pipeline huấn luyện.</w:t>
+        <w:t xml:space="preserve"> trong pipeline huan luyen.</w:t>
       </w:r>
       <w:r/>
     </w:p>
@@ -1428,7 +1428,7 @@
       </w:pPr>
       <w:r/>
       <w:r>
-        <w:t xml:space="preserve">Nhãn được giữ dạng số nguyên và học với </w:t>
+        <w:t xml:space="preserve">Nhan đuoc giu dang so nguyen va hoc voi </w:t>
       </w:r>
       <w:r>
         <w:rPr>
@@ -1445,7 +1445,7 @@
     <w:p>
       <w:r/>
       <w:r>
-        <w:t>Ghi chú về dữ liệu cá nhân:</w:t>
+        <w:t>Ghi chu ve du lieu ca nhan:</w:t>
       </w:r>
       <w:r/>
       <w:r/>
@@ -1458,7 +1458,7 @@
       </w:pPr>
       <w:r/>
       <w:r>
-        <w:t xml:space="preserve">Script tách dữ liệu gốc: </w:t>
+        <w:t xml:space="preserve">Script tach du lieu goc: </w:t>
       </w:r>
       <w:r>
         <w:rPr>
@@ -1536,7 +1536,7 @@
       </w:pPr>
       <w:r/>
       <w:r>
-        <w:t xml:space="preserve">Script chuyển ảnh về dạng MNIST-like: </w:t>
+        <w:t xml:space="preserve">Script chuyen anh ve dang MNIST-like: </w:t>
       </w:r>
       <w:r>
         <w:rPr>
@@ -1608,7 +1608,7 @@
         <w:t>digit_pipeline/preprocessing/images.py</w:t>
       </w:r>
       <w:r>
-        <w:t>, ảnh viết tay được:</w:t>
+        <w:t>, anh viet tay đuoc:</w:t>
       </w:r>
       <w:r/>
     </w:p>
@@ -1620,7 +1620,7 @@
       </w:pPr>
       <w:r/>
       <w:r>
-        <w:t>đưa về grayscale,</w:t>
+        <w:t>đua ve grayscale,</w:t>
       </w:r>
       <w:r/>
     </w:p>
@@ -1632,7 +1632,7 @@
       </w:pPr>
       <w:r/>
       <w:r>
-        <w:t>đảo cực nếu cần để đưa nét chữ số thành vùng sáng trên nền tối,</w:t>
+        <w:t>đao cuc neu can đe đua net chu so thanh vung sang tren nen toi,</w:t>
       </w:r>
       <w:r/>
     </w:p>
@@ -1644,7 +1644,7 @@
       </w:pPr>
       <w:r/>
       <w:r>
-        <w:t xml:space="preserve">tạo mask bằng ngưỡng </w:t>
+        <w:t xml:space="preserve">tao mask bang nguong </w:t>
       </w:r>
       <w:r>
         <w:rPr>
@@ -1677,7 +1677,7 @@
       </w:pPr>
       <w:r/>
       <w:r>
-        <w:t>giữ lại thành phần liên thông lớn,</w:t>
+        <w:t>giu lai thanh phan lien thong lon,</w:t>
       </w:r>
       <w:r/>
     </w:p>
@@ -1689,7 +1689,7 @@
       </w:pPr>
       <w:r/>
       <w:r>
-        <w:t>cắt vùng chữ số,</w:t>
+        <w:t>cat vung chu so,</w:t>
       </w:r>
       <w:r/>
     </w:p>
@@ -1701,7 +1701,7 @@
       </w:pPr>
       <w:r/>
       <w:r>
-        <w:t xml:space="preserve">resize vào khung </w:t>
+        <w:t xml:space="preserve">resize vao khung </w:t>
       </w:r>
       <w:r>
         <w:rPr>
@@ -1722,7 +1722,7 @@
       </w:pPr>
       <w:r/>
       <w:r>
-        <w:t xml:space="preserve">đặt vào canvas </w:t>
+        <w:t xml:space="preserve">đat vao canvas </w:t>
       </w:r>
       <w:r>
         <w:rPr>
@@ -1743,7 +1743,7 @@
       </w:pPr>
       <w:r/>
       <w:r>
-        <w:t>căn giữa theo tâm khối lượng,</w:t>
+        <w:t>can giua theo tam khoi luong,</w:t>
       </w:r>
       <w:r/>
     </w:p>
@@ -1755,7 +1755,7 @@
       </w:pPr>
       <w:r/>
       <w:r>
-        <w:t xml:space="preserve">làm mượt nhẹ bằng </w:t>
+        <w:t xml:space="preserve">lam muot nhe bang </w:t>
       </w:r>
       <w:r>
         <w:rPr>
@@ -1776,7 +1776,7 @@
       </w:pPr>
       <w:r/>
       <w:r>
-        <w:t xml:space="preserve">chuẩn hóa thành tensor </w:t>
+        <w:t xml:space="preserve">chuan hoa thanh tensor </w:t>
       </w:r>
       <w:r>
         <w:rPr>
@@ -1793,7 +1793,7 @@
     <w:p>
       <w:r/>
       <w:r>
-        <w:t>Quy mô dữ liệu cá nhân đang có trong repo:</w:t>
+        <w:t>Quy mo du lieu ca nhan đang co trong repo:</w:t>
       </w:r>
       <w:r/>
     </w:p>
@@ -1817,7 +1817,7 @@
               <w:rPr>
                 <w:b/>
               </w:rPr>
-              <w:t>Tập</w:t>
+              <w:t>Tap</w:t>
             </w:r>
           </w:p>
         </w:tc>
@@ -1830,7 +1830,7 @@
               <w:rPr>
                 <w:b/>
               </w:rPr>
-              <w:t>Số ảnh</w:t>
+              <w:t>So anh</w:t>
             </w:r>
           </w:p>
         </w:tc>
@@ -1894,7 +1894,7 @@
         <w:pStyle w:val="Heading3"/>
       </w:pPr>
       <w:r>
-        <w:t>2.2. Hyper-parameters theo từng stage</w:t>
+        <w:t>2.2. Hyper-parameters theo tung stage</w:t>
       </w:r>
       <w:r/>
     </w:p>
@@ -1953,7 +1953,7 @@
               <w:rPr>
                 <w:b/>
               </w:rPr>
-              <w:t>Đầu vào / Đầu ra</w:t>
+              <w:t>Đau vao / Đau ra</w:t>
             </w:r>
           </w:p>
         </w:tc>
@@ -2092,7 +2092,7 @@
           </w:tcPr>
           <w:p>
             <w:r>
-              <w:t xml:space="preserve">Tạo </w:t>
+              <w:t xml:space="preserve">Tao </w:t>
             </w:r>
             <w:r>
               <w:rPr>
@@ -2180,7 +2180,7 @@
           </w:tcPr>
           <w:p>
             <w:r>
-              <w:t>Không có augmentation train riêng</w:t>
+              <w:t>Khong co augmentation train rieng</w:t>
             </w:r>
           </w:p>
         </w:tc>
@@ -2190,7 +2190,7 @@
           </w:tcPr>
           <w:p>
             <w:r>
-              <w:t>Không cài đặt callback riêng</w:t>
+              <w:t>Khong cai đat callback rieng</w:t>
             </w:r>
           </w:p>
         </w:tc>
@@ -2343,7 +2343,7 @@
               <w:t>RandomZoom(0.12)</w:t>
             </w:r>
             <w:r>
-              <w:t xml:space="preserve"> , đảo màu ngẫu nhiên, speckle noise</w:t>
+              <w:t xml:space="preserve"> , đao mau ngau nhien, speckle noise</w:t>
             </w:r>
           </w:p>
         </w:tc>
@@ -2579,7 +2579,7 @@
     <w:p>
       <w:r/>
       <w:r>
-        <w:t>Chi tiết callback dùng chung cho stage 2 và stage 3:</w:t>
+        <w:t>Chi tiet callback dung chung cho stage 2 va stage 3:</w:t>
       </w:r>
       <w:r/>
     </w:p>
@@ -2616,7 +2616,7 @@
               <w:rPr>
                 <w:b/>
               </w:rPr>
-              <w:t>Cấu hình</w:t>
+              <w:t>Cau hinh</w:t>
             </w:r>
           </w:p>
         </w:tc>
@@ -2777,7 +2777,7 @@
         <w:pStyle w:val="Heading3"/>
       </w:pPr>
       <w:r>
-        <w:t>2.3. Môi trường thư viện và GPU</w:t>
+        <w:t>2.3. Moi truong thu vien va GPU</w:t>
       </w:r>
       <w:r/>
     </w:p>
@@ -2801,7 +2801,7 @@
               <w:rPr>
                 <w:b/>
               </w:rPr>
-              <w:t>Thành phần</w:t>
+              <w:t>Thanh phan</w:t>
             </w:r>
           </w:p>
         </w:tc>
@@ -2814,7 +2814,7 @@
               <w:rPr>
                 <w:b/>
               </w:rPr>
-              <w:t>Giá trị trích từ repo</w:t>
+              <w:t>Gia tri trich tu repo</w:t>
             </w:r>
           </w:p>
         </w:tc>
@@ -2886,7 +2886,7 @@
           </w:tcPr>
           <w:p>
             <w:r>
-              <w:t xml:space="preserve">Không pin package </w:t>
+              <w:t xml:space="preserve">Khong pin package </w:t>
             </w:r>
             <w:r>
               <w:rPr>
@@ -2895,7 +2895,7 @@
               <w:t>keras</w:t>
             </w:r>
             <w:r>
-              <w:t xml:space="preserve"> riêng trong </w:t>
+              <w:t xml:space="preserve"> rieng trong </w:t>
             </w:r>
             <w:r>
               <w:rPr>
@@ -2904,7 +2904,7 @@
               <w:t>requirements.txt</w:t>
             </w:r>
             <w:r>
-              <w:t xml:space="preserve"> ; repo dùng </w:t>
+              <w:t xml:space="preserve"> ; repo dung </w:t>
             </w:r>
             <w:r>
               <w:rPr>
@@ -2922,7 +2922,7 @@
           </w:tcPr>
           <w:p>
             <w:r>
-              <w:t>GPU / phần cứng</w:t>
+              <w:t>GPU / phan cung</w:t>
             </w:r>
           </w:p>
         </w:tc>
@@ -2935,7 +2935,7 @@
               <w:rPr>
                 <w:rFonts w:ascii="Courier" w:hAnsi="Courier"/>
               </w:rPr>
-              <w:t>(chưa có số liệu trong repo)</w:t>
+              <w:t>(chua co so lieu trong repo)</w:t>
             </w:r>
           </w:p>
         </w:tc>
@@ -2947,7 +2947,7 @@
           </w:tcPr>
           <w:p>
             <w:r>
-              <w:t>Ghi chú runtime hiện tại</w:t>
+              <w:t>Ghi chu runtime hien tai</w:t>
             </w:r>
           </w:p>
         </w:tc>
@@ -2957,7 +2957,7 @@
           </w:tcPr>
           <w:p>
             <w:r>
-              <w:t>Log đánh giá read-only hiện tại báo TensorFlow native Windows không sử dụng GPU với TensorFlow &gt;= 2.11</w:t>
+              <w:t>Log đanh gia read-only hien tai bao TensorFlow native Windows khong su dung GPU voi TensorFlow &gt;= 2.11</w:t>
             </w:r>
           </w:p>
         </w:tc>
@@ -2971,7 +2971,7 @@
         <w:pStyle w:val="Heading3"/>
       </w:pPr>
       <w:r>
-        <w:t>2.4. Lệnh huấn luyện và thư mục liên quan</w:t>
+        <w:t>2.4. Lenh huan luyen va thu muc lien quan</w:t>
       </w:r>
       <w:r/>
     </w:p>
@@ -2993,7 +2993,7 @@
     <w:p>
       <w:r/>
       <w:r>
-        <w:t>Thư mục / artifact tương ứng:</w:t>
+        <w:t>Thu muc / artifact tuong ung:</w:t>
       </w:r>
       <w:r/>
       <w:r/>
@@ -3079,7 +3079,7 @@
         <w:pStyle w:val="Heading2"/>
       </w:pPr>
       <w:r>
-        <w:t>3. Kết quả mô hình cuối</w:t>
+        <w:t>3. Ket qua mo hinh cuoi</w:t>
       </w:r>
       <w:r/>
     </w:p>
@@ -3088,7 +3088,7 @@
         <w:pStyle w:val="Heading3"/>
       </w:pPr>
       <w:r>
-        <w:t xml:space="preserve">3.1. Metric chính của </w:t>
+        <w:t xml:space="preserve">3.1. Metric chinh cua </w:t>
       </w:r>
       <w:r>
         <w:rPr>
@@ -3101,7 +3101,7 @@
     <w:p>
       <w:r/>
       <w:r>
-        <w:t xml:space="preserve">Số liệu dưới đây được lấy từ lần đánh giá read-only hiện tại trên repo với artifact </w:t>
+        <w:t xml:space="preserve">So lieu duoi đay đuoc lay tu lan đanh gia read-only hien tai tren repo voi artifact </w:t>
       </w:r>
       <w:r>
         <w:rPr>
@@ -3135,7 +3135,7 @@
               <w:rPr>
                 <w:b/>
               </w:rPr>
-              <w:t>Tập đánh giá</w:t>
+              <w:t>Tap đanh gia</w:t>
             </w:r>
           </w:p>
         </w:tc>
@@ -3268,7 +3268,7 @@
               <w:rPr>
                 <w:rFonts w:ascii="Courier" w:hAnsi="Courier"/>
               </w:rPr>
-              <w:t>(chưa có số liệu trong repo)</w:t>
+              <w:t>(chua co so lieu trong repo)</w:t>
             </w:r>
           </w:p>
         </w:tc>
@@ -3281,7 +3281,7 @@
               <w:rPr>
                 <w:rFonts w:ascii="Courier" w:hAnsi="Courier"/>
               </w:rPr>
-              <w:t>(chưa có số liệu trong repo)</w:t>
+              <w:t>(chua co so lieu trong repo)</w:t>
             </w:r>
           </w:p>
         </w:tc>
@@ -3295,14 +3295,14 @@
         <w:pStyle w:val="Heading3"/>
       </w:pPr>
       <w:r>
-        <w:t>3.2. Confusion matrix, per-class accuracy và artifact phân tích lỗi</w:t>
+        <w:t>3.2. Confusion matrix, per-class accuracy va artifact phan tich loi</w:t>
       </w:r>
       <w:r/>
     </w:p>
     <w:p>
       <w:r/>
       <w:r>
-        <w:t xml:space="preserve">Confusion matrix hiện tại trên </w:t>
+        <w:t xml:space="preserve">Confusion matrix hien tai tren </w:t>
       </w:r>
       <w:r>
         <w:rPr>
@@ -3365,7 +3365,7 @@
     <w:p>
       <w:r/>
       <w:r>
-        <w:t xml:space="preserve">Tổng số mẫu dự đoán sai: </w:t>
+        <w:t xml:space="preserve">Tong so mau du đoan sai: </w:t>
       </w:r>
       <w:r>
         <w:rPr>
@@ -3406,7 +3406,7 @@
               <w:rPr>
                 <w:b/>
               </w:rPr>
-              <w:t>Lớp</w:t>
+              <w:t>Lop</w:t>
             </w:r>
           </w:p>
         </w:tc>
@@ -3432,7 +3432,7 @@
               <w:rPr>
                 <w:b/>
               </w:rPr>
-              <w:t>Đúng / Tổng</w:t>
+              <w:t>Đung / Tong</w:t>
             </w:r>
           </w:p>
         </w:tc>
@@ -3789,7 +3789,7 @@
               <w:rPr>
                 <w:b/>
               </w:rPr>
-              <w:t>Hạng</w:t>
+              <w:t>Hang</w:t>
             </w:r>
           </w:p>
         </w:tc>
@@ -3802,7 +3802,7 @@
               <w:rPr>
                 <w:b/>
               </w:rPr>
-              <w:t>Nhầm lẫn</w:t>
+              <w:t>Nham lan</w:t>
             </w:r>
           </w:p>
         </w:tc>
@@ -3815,7 +3815,7 @@
               <w:rPr>
                 <w:b/>
               </w:rPr>
-              <w:t>Số lần</w:t>
+              <w:t>So lan</w:t>
             </w:r>
           </w:p>
         </w:tc>
@@ -4177,13 +4177,13 @@
     <w:p>
       <w:r/>
       <w:r>
-        <w:t xml:space="preserve">Precision / recall theo lớp: </w:t>
+        <w:t xml:space="preserve">Precision / recall theo lop: </w:t>
       </w:r>
       <w:r>
         <w:rPr>
           <w:rFonts w:ascii="Courier" w:hAnsi="Courier"/>
         </w:rPr>
-        <w:t>(chưa có số liệu trong repo)</w:t>
+        <w:t>(chua co so lieu trong repo)</w:t>
       </w:r>
       <w:r>
         <w:t xml:space="preserve">. Script </w:t>
@@ -4198,14 +4198,14 @@
         </w:r>
       </w:hyperlink>
       <w:r>
-        <w:t xml:space="preserve"> hiện chỉ in confusion matrix, per-class accuracy và top confusion.</w:t>
+        <w:t xml:space="preserve"> hien chi in confusion matrix, per-class accuracy va top confusion.</w:t>
       </w:r>
       <w:r/>
     </w:p>
     <w:p>
       <w:r/>
       <w:r>
-        <w:t>Artifact bổ trợ để xem lỗi trực quan:</w:t>
+        <w:t>Artifact bo tro đe xem loi truc quan:</w:t>
       </w:r>
       <w:r/>
       <w:r/>
@@ -4218,7 +4218,7 @@
       </w:pPr>
       <w:r/>
       <w:r>
-        <w:t xml:space="preserve">CSV các mẫu sai: </w:t>
+        <w:t xml:space="preserve">CSV cac mau sai: </w:t>
       </w:r>
       <w:hyperlink r:id="rId11">
         <w:r>
@@ -4239,7 +4239,7 @@
       </w:pPr>
       <w:r/>
       <w:r>
-        <w:t xml:space="preserve">Ảnh lỗi mẫu: </w:t>
+        <w:t xml:space="preserve">Anh loi mau: </w:t>
       </w:r>
       <w:hyperlink r:id="rId12">
         <w:r>
@@ -4268,7 +4268,7 @@
     <w:p>
       <w:r/>
       <w:r>
-        <w:t>Lưu ý về độ lệch artifact:</w:t>
+        <w:t>Luu y ve đo lech artifact:</w:t>
       </w:r>
       <w:r/>
       <w:r/>
@@ -4287,7 +4287,7 @@
         <w:t>reports/misclassified_validation.csv</w:t>
       </w:r>
       <w:r>
-        <w:t xml:space="preserve"> hiện có 267 dòng sai, trong khi đánh giá hiện tại của </w:t>
+        <w:t xml:space="preserve"> hien co 267 dong sai, trong khi đanh gia hien tai cua </w:t>
       </w:r>
       <w:r>
         <w:rPr>
@@ -4296,7 +4296,7 @@
         <w:t>stage_03_final.keras</w:t>
       </w:r>
       <w:r>
-        <w:t xml:space="preserve"> trên </w:t>
+        <w:t xml:space="preserve"> tren </w:t>
       </w:r>
       <w:r>
         <w:rPr>
@@ -4305,7 +4305,7 @@
         <w:t>my_digits_28/val</w:t>
       </w:r>
       <w:r>
-        <w:t xml:space="preserve"> cho 189 mẫu sai.</w:t>
+        <w:t xml:space="preserve"> cho 189 mau sai.</w:t>
       </w:r>
       <w:r/>
     </w:p>
@@ -4317,7 +4317,7 @@
       </w:pPr>
       <w:r/>
       <w:r>
-        <w:t xml:space="preserve">Thư mục </w:t>
+        <w:t xml:space="preserve">Thu muc </w:t>
       </w:r>
       <w:r>
         <w:rPr>
@@ -4326,7 +4326,7 @@
         <w:t>reports/confusion_pairs/</w:t>
       </w:r>
       <w:r>
-        <w:t xml:space="preserve"> hiện đang có 36 ảnh </w:t>
+        <w:t xml:space="preserve"> hien đang co 36 anh </w:t>
       </w:r>
       <w:r>
         <w:rPr>
@@ -4335,7 +4335,7 @@
         <w:t>9 -&gt; 3</w:t>
       </w:r>
       <w:r>
-        <w:t xml:space="preserve">, trong khi confusion matrix hiện tại cho thấy cặp </w:t>
+        <w:t xml:space="preserve">, trong khi confusion matrix hien tai cho thay cap </w:t>
       </w:r>
       <w:r>
         <w:rPr>
@@ -4344,7 +4344,7 @@
         <w:t>9 -&gt; 3</w:t>
       </w:r>
       <w:r>
-        <w:t xml:space="preserve"> xuất hiện 10 lần.</w:t>
+        <w:t xml:space="preserve"> xuat hien 10 lan.</w:t>
       </w:r>
       <w:r/>
     </w:p>
@@ -4356,7 +4356,7 @@
       </w:pPr>
       <w:r/>
       <w:r>
-        <w:t xml:space="preserve">Vì vậy, các tệp trong </w:t>
+        <w:t xml:space="preserve">Vi vay, cac tep trong </w:t>
       </w:r>
       <w:r>
         <w:rPr>
@@ -4365,16 +4365,16 @@
         <w:t>reports/</w:t>
       </w:r>
       <w:r>
-        <w:t xml:space="preserve"> ở trên chỉ nên dùng như artifact lịch sử / minh họa, </w:t>
+        <w:t xml:space="preserve"> o tren chi nen dung nhu artifact lich su / minh hoa, </w:t>
       </w:r>
       <w:r>
         <w:rPr>
           <w:b/>
         </w:rPr>
-        <w:t>không</w:t>
+        <w:t>khong</w:t>
       </w:r>
       <w:r>
-        <w:t xml:space="preserve"> dùng làm số liệu chính cho model hiện tại.</w:t>
+        <w:t xml:space="preserve"> dung lam so lieu chinh cho model hien tai.</w:t>
       </w:r>
       <w:r/>
       <w:r/>
@@ -4384,7 +4384,7 @@
         <w:pStyle w:val="Heading3"/>
       </w:pPr>
       <w:r>
-        <w:t>3.3. Nhận xét</w:t>
+        <w:t>3.3. Nhan xet</w:t>
       </w:r>
       <w:r/>
       <w:r/>
@@ -4397,7 +4397,7 @@
       </w:pPr>
       <w:r/>
       <w:r>
-        <w:t xml:space="preserve">Hai lớp đang yếu nhất trên tập validation hiện tại là </w:t>
+        <w:t xml:space="preserve">Hai lop đang yeu nhat tren tap validation hien tai la </w:t>
       </w:r>
       <w:r>
         <w:rPr>
@@ -4406,7 +4406,7 @@
         <w:t>8</w:t>
       </w:r>
       <w:r>
-        <w:t xml:space="preserve"> (0.9194) và </w:t>
+        <w:t xml:space="preserve"> (0.9194) va </w:t>
       </w:r>
       <w:r>
         <w:rPr>
@@ -4427,7 +4427,7 @@
       </w:pPr>
       <w:r/>
       <w:r>
-        <w:t xml:space="preserve">Cụm nhầm lẫn nổi bật xoay quanh </w:t>
+        <w:t xml:space="preserve">Cum nham lan noi bat xoay quanh </w:t>
       </w:r>
       <w:r>
         <w:rPr>
@@ -4436,7 +4436,7 @@
         <w:t>8/3/5</w:t>
       </w:r>
       <w:r>
-        <w:t xml:space="preserve"> và </w:t>
+        <w:t xml:space="preserve"> va </w:t>
       </w:r>
       <w:r>
         <w:rPr>
@@ -4445,7 +4445,7 @@
         <w:t>9/3</w:t>
       </w:r>
       <w:r>
-        <w:t xml:space="preserve">, cho thấy các mẫu có nét cong, vòng kín hoặc đuôi kéo dài có thể làm hình dạng giữa các lớp này trở nên gần nhau sau khi đưa về </w:t>
+        <w:t xml:space="preserve">, cho thay cac mau co net cong, vong kin hoac đuoi keo dai co the lam hinh dang giua cac lop nay tro nen gan nhau sau khi đua ve </w:t>
       </w:r>
       <w:r>
         <w:rPr>
@@ -4466,7 +4466,7 @@
       </w:pPr>
       <w:r/>
       <w:r>
-        <w:t xml:space="preserve">Cặp </w:t>
+        <w:t xml:space="preserve">Cap </w:t>
       </w:r>
       <w:r>
         <w:rPr>
@@ -4475,7 +4475,7 @@
         <w:t>1 -&gt; 4</w:t>
       </w:r>
       <w:r>
-        <w:t xml:space="preserve"> xuất hiện 11 lần, gợi ý một số mẫu </w:t>
+        <w:t xml:space="preserve"> xuat hien 11 lan, goi y mot so mau </w:t>
       </w:r>
       <w:r>
         <w:rPr>
@@ -4484,7 +4484,7 @@
         <w:t>1</w:t>
       </w:r>
       <w:r>
-        <w:t xml:space="preserve"> có nét nghiêng hoặc nét ngang/phụ trợ khi viết tay khiến mô hình nghiêng về </w:t>
+        <w:t xml:space="preserve"> co net nghieng hoac net ngang/phu tro khi viet tay khien mo hinh nghieng ve </w:t>
       </w:r>
       <w:r>
         <w:rPr>
@@ -4505,7 +4505,7 @@
       </w:pPr>
       <w:r/>
       <w:r>
-        <w:t>Hướng cải thiện tiềm năng từ chính số liệu hiện có:</w:t>
+        <w:t>Huong cai thien tiem nang tu chinh so lieu hien co:</w:t>
       </w:r>
       <w:r/>
     </w:p>
@@ -4517,7 +4517,7 @@
       </w:pPr>
       <w:r/>
       <w:r>
-        <w:t xml:space="preserve">bổ sung thêm mẫu cá nhân cho các lớp </w:t>
+        <w:t xml:space="preserve">bo sung them mau ca nhan cho cac lop </w:t>
       </w:r>
       <w:r>
         <w:rPr>
@@ -4565,7 +4565,7 @@
       </w:pPr>
       <w:r/>
       <w:r>
-        <w:t>ưu tiên các biến thể viết tay khó phân biệt,</w:t>
+        <w:t>uu tien cac bien the viet tay kho phan biet,</w:t>
       </w:r>
       <w:r/>
     </w:p>
@@ -4577,7 +4577,7 @@
       </w:pPr>
       <w:r/>
       <w:r>
-        <w:t xml:space="preserve">kiểm tra lại threshold / preprocessing cho nhóm mẫu bị mất nét sau khi chuyển về </w:t>
+        <w:t xml:space="preserve">kiem tra lai threshold / preprocessing cho nhom mau bi mat net sau khi chuyen ve </w:t>
       </w:r>
       <w:r>
         <w:rPr>
@@ -4598,7 +4598,7 @@
       </w:pPr>
       <w:r/>
       <w:r>
-        <w:t>có thể xuất thêm precision/recall theo lớp nếu muốn báo cáo chi tiết hơn ở phần đánh giá.</w:t>
+        <w:t>co the xuat them precision/recall theo lop neu muon bao cao chi tiet hon o phan đanh gia.</w:t>
       </w:r>
       <w:r/>
       <w:r/>
@@ -4608,7 +4608,7 @@
         <w:pStyle w:val="Heading2"/>
       </w:pPr>
       <w:r>
-        <w:t>Tài liệu tham khảo</w:t>
+        <w:t>Tai lieu tham khao</w:t>
       </w:r>
       <w:r/>
       <w:r/>
@@ -4938,6 +4938,8 @@
       <w:r/>
     </w:p>
     <w:sectPr>
+      <w:headerReference w:type="default" r:id="rId28"/>
+      <w:footerReference w:type="default" r:id="rId29"/>
       <w:pgSz w:w="12240" w:h="15840"/>
       <w:pgMar w:top="1440" w:right="1800" w:bottom="1440" w:left="1800" w:header="720" w:footer="720" w:gutter="0"/>
       <w:cols w:space="720"/>
@@ -4945,6 +4947,26 @@
     </w:sectPr>
   </w:body>
 </w:document>
+</file>
+
+<file path=word/footer1.xml><?xml version="1.0" encoding="utf-8"?>
+<w:ftr xmlns:m="http://schemas.openxmlformats.org/officeDocument/2006/math" xmlns:mc="http://schemas.openxmlformats.org/markup-compatibility/2006" xmlns:mo="http://schemas.microsoft.com/office/mac/office/2008/main" xmlns:mv="urn:schemas-microsoft-com:mac:vml" xmlns:o="urn:schemas-microsoft-com:office:office" xmlns:r="http://schemas.openxmlformats.org/officeDocument/2006/relationships" xmlns:v="urn:schemas-microsoft-com:vml" xmlns:w10="urn:schemas-microsoft-com:office:word" xmlns:w14="http://schemas.microsoft.com/office/word/2010/wordml" xmlns:w="http://schemas.openxmlformats.org/wordprocessingml/2006/main" xmlns:wne="http://schemas.microsoft.com/office/word/2006/wordml" xmlns:wp14="http://schemas.microsoft.com/office/word/2010/wordprocessingDrawing" xmlns:wp="http://schemas.openxmlformats.org/drawingml/2006/wordprocessingDrawing" xmlns:wpc="http://schemas.microsoft.com/office/word/2010/wordprocessingCanvas" xmlns:wpg="http://schemas.microsoft.com/office/word/2010/wordprocessingGroup" xmlns:wpi="http://schemas.microsoft.com/office/word/2010/wordprocessingInk" xmlns:wps="http://schemas.microsoft.com/office/word/2010/wordprocessingShape" mc:Ignorable="w14 wp14">
+  <w:p>
+    <w:pPr>
+      <w:pStyle w:val="Footer"/>
+    </w:pPr>
+  </w:p>
+</w:ftr>
+</file>
+
+<file path=word/header1.xml><?xml version="1.0" encoding="utf-8"?>
+<w:hdr xmlns:m="http://schemas.openxmlformats.org/officeDocument/2006/math" xmlns:mc="http://schemas.openxmlformats.org/markup-compatibility/2006" xmlns:mo="http://schemas.microsoft.com/office/mac/office/2008/main" xmlns:mv="urn:schemas-microsoft-com:mac:vml" xmlns:o="urn:schemas-microsoft-com:office:office" xmlns:r="http://schemas.openxmlformats.org/officeDocument/2006/relationships" xmlns:v="urn:schemas-microsoft-com:vml" xmlns:w10="urn:schemas-microsoft-com:office:word" xmlns:w14="http://schemas.microsoft.com/office/word/2010/wordml" xmlns:w="http://schemas.openxmlformats.org/wordprocessingml/2006/main" xmlns:wne="http://schemas.microsoft.com/office/word/2006/wordml" xmlns:wp14="http://schemas.microsoft.com/office/word/2010/wordprocessingDrawing" xmlns:wp="http://schemas.openxmlformats.org/drawingml/2006/wordprocessingDrawing" xmlns:wpc="http://schemas.microsoft.com/office/word/2010/wordprocessingCanvas" xmlns:wpg="http://schemas.microsoft.com/office/word/2010/wordprocessingGroup" xmlns:wpi="http://schemas.microsoft.com/office/word/2010/wordprocessingInk" xmlns:wps="http://schemas.microsoft.com/office/word/2010/wordprocessingShape" mc:Ignorable="w14 wp14">
+  <w:p>
+    <w:pPr>
+      <w:pStyle w:val="Header"/>
+    </w:pPr>
+  </w:p>
+</w:hdr>
 </file>
 
 <file path=word/numbering.xml><?xml version="1.0" encoding="utf-8"?>
